--- a/04_Empathy_Map_Canvas.docx
+++ b/04_Empathy_Map_Canvas.docx
@@ -9,9 +9,9 @@
       <w:r>
         <w:rPr>
           <w:b/>
-          <w:sz w:val="32"/>
+          <w:sz w:val="40"/>
         </w:rPr>
-        <w:t>Empathy Map Canvas</w:t>
+        <w:t>EMPATHY MAP CANVAS</w:t>
       </w:r>
     </w:p>
     <w:p>
@@ -20,101 +20,288 @@
       </w:pPr>
       <w:r>
         <w:rPr>
-          <w:b/>
+          <w:i/>
+          <w:sz w:val="22"/>
         </w:rPr>
         <w:t>Script-Controlled ACL – Restrict Record Access Based on Field Value</w:t>
       </w:r>
     </w:p>
-    <w:p>
-      <w:pPr>
-        <w:pStyle w:val="Heading1"/>
-      </w:pPr>
-      <w:r>
-        <w:t>Project Details</w:t>
-      </w:r>
-    </w:p>
-    <w:p>
-      <w:r>
-        <w:t>Project Title: Script-Controlled ACL – Restrict Record Access Based on Field Value</w:t>
-      </w:r>
-    </w:p>
-    <w:p>
-      <w:r>
-        <w:t>Project Area: ServiceNow Administrator – Incident Access Control</w:t>
-      </w:r>
-    </w:p>
-    <w:p>
-      <w:pPr>
-        <w:pStyle w:val="Heading1"/>
-      </w:pPr>
-      <w:r>
-        <w:t>Project Content</w:t>
-      </w:r>
-    </w:p>
-    <w:p>
-      <w:pPr>
-        <w:pStyle w:val="ListBullet"/>
-      </w:pPr>
-      <w:r>
-        <w:t>User/Stakeholder: ServiceNow Administrator / authorized Incident user.</w:t>
-      </w:r>
-    </w:p>
-    <w:p>
-      <w:pPr>
-        <w:pStyle w:val="ListBullet"/>
-      </w:pPr>
-      <w:r>
-        <w:t>Says: We need to protect restricted Incident records; access should be limited to authorized users.</w:t>
-      </w:r>
-    </w:p>
-    <w:p>
-      <w:pPr>
-        <w:pStyle w:val="ListBullet"/>
-      </w:pPr>
-      <w:r>
-        <w:t>Thinks: Which field should control access? How can unauthorized access be prevented? How can the rule be tested?</w:t>
-      </w:r>
-    </w:p>
-    <w:p>
-      <w:pPr>
-        <w:pStyle w:val="ListBullet"/>
-      </w:pPr>
-      <w:r>
-        <w:t>Does: Creates ACLs, configures scripts, tests authorized and unauthorized scenarios, reviews results.</w:t>
-      </w:r>
-    </w:p>
-    <w:p>
-      <w:pPr>
-        <w:pStyle w:val="ListBullet"/>
-      </w:pPr>
-      <w:r>
-        <w:t>Feels: Concerned about unauthorized access and wants predictable, maintainable security.</w:t>
-      </w:r>
-    </w:p>
-    <w:p>
-      <w:pPr>
-        <w:pStyle w:val="ListBullet"/>
-      </w:pPr>
-      <w:r>
-        <w:t>Pains: Overly broad access, complex requirements, difficulty testing field-dependent rules.</w:t>
-      </w:r>
-    </w:p>
-    <w:p>
-      <w:pPr>
-        <w:pStyle w:val="ListBullet"/>
-      </w:pPr>
-      <w:r>
-        <w:t>Gains: Controlled access, consistent enforcement, improved protection, clear testing.</w:t>
-      </w:r>
-    </w:p>
+    <w:tbl>
+      <w:tblPr>
+        <w:tblStyle w:val="TableGrid"/>
+        <w:tblW w:type="auto" w:w="0"/>
+        <w:jc w:val="center"/>
+        <w:tblLook w:firstColumn="1" w:firstRow="1" w:lastColumn="0" w:lastRow="0" w:noHBand="0" w:noVBand="1" w:val="04A0"/>
+      </w:tblPr>
+      <w:tblGrid>
+        <w:gridCol w:w="4968"/>
+        <w:gridCol w:w="4968"/>
+      </w:tblGrid>
+      <w:tr>
+        <w:tc>
+          <w:tcPr>
+            <w:tcW w:type="dxa" w:w="4968"/>
+            <w:vAlign w:val="center"/>
+          </w:tcPr>
+          <w:p>
+            <w:r/>
+            <w:r>
+              <w:rPr>
+                <w:b/>
+                <w:sz w:val="20"/>
+              </w:rPr>
+              <w:t>Area</w:t>
+            </w:r>
+          </w:p>
+        </w:tc>
+        <w:tc>
+          <w:tcPr>
+            <w:tcW w:type="dxa" w:w="4968"/>
+            <w:vAlign w:val="center"/>
+          </w:tcPr>
+          <w:p>
+            <w:r/>
+            <w:r>
+              <w:rPr>
+                <w:b/>
+                <w:sz w:val="20"/>
+              </w:rPr>
+              <w:t>Project Context</w:t>
+            </w:r>
+          </w:p>
+        </w:tc>
+      </w:tr>
+      <w:tr>
+        <w:tc>
+          <w:tcPr>
+            <w:tcW w:type="dxa" w:w="4968"/>
+            <w:vAlign w:val="center"/>
+          </w:tcPr>
+          <w:p>
+            <w:r/>
+            <w:r>
+              <w:rPr>
+                <w:b w:val="0"/>
+                <w:sz w:val="20"/>
+              </w:rPr>
+              <w:t>Think &amp; Feel</w:t>
+            </w:r>
+          </w:p>
+        </w:tc>
+        <w:tc>
+          <w:tcPr>
+            <w:tcW w:type="dxa" w:w="4968"/>
+            <w:vAlign w:val="center"/>
+          </w:tcPr>
+          <w:p>
+            <w:r/>
+            <w:r>
+              <w:rPr>
+                <w:b w:val="0"/>
+                <w:sz w:val="20"/>
+              </w:rPr>
+              <w:t>Needs Incident information to be available to authorized users while restricted records remain protected.</w:t>
+            </w:r>
+          </w:p>
+        </w:tc>
+      </w:tr>
+      <w:tr>
+        <w:tc>
+          <w:tcPr>
+            <w:tcW w:type="dxa" w:w="4968"/>
+            <w:vAlign w:val="center"/>
+          </w:tcPr>
+          <w:p>
+            <w:r/>
+            <w:r>
+              <w:rPr>
+                <w:b w:val="0"/>
+                <w:sz w:val="20"/>
+              </w:rPr>
+              <w:t>See</w:t>
+            </w:r>
+          </w:p>
+        </w:tc>
+        <w:tc>
+          <w:tcPr>
+            <w:tcW w:type="dxa" w:w="4968"/>
+            <w:vAlign w:val="center"/>
+          </w:tcPr>
+          <w:p>
+            <w:r/>
+            <w:r>
+              <w:rPr>
+                <w:b w:val="0"/>
+                <w:sz w:val="20"/>
+              </w:rPr>
+              <w:t>Incident forms, list views, roles, Incident field values and different access outcomes.</w:t>
+            </w:r>
+          </w:p>
+        </w:tc>
+      </w:tr>
+      <w:tr>
+        <w:tc>
+          <w:tcPr>
+            <w:tcW w:type="dxa" w:w="4968"/>
+            <w:vAlign w:val="center"/>
+          </w:tcPr>
+          <w:p>
+            <w:r/>
+            <w:r>
+              <w:rPr>
+                <w:b w:val="0"/>
+                <w:sz w:val="20"/>
+              </w:rPr>
+              <w:t>Hear</w:t>
+            </w:r>
+          </w:p>
+        </w:tc>
+        <w:tc>
+          <w:tcPr>
+            <w:tcW w:type="dxa" w:w="4968"/>
+            <w:vAlign w:val="center"/>
+          </w:tcPr>
+          <w:p>
+            <w:r/>
+            <w:r>
+              <w:rPr>
+                <w:b w:val="0"/>
+                <w:sz w:val="20"/>
+              </w:rPr>
+              <w:t>Business requirements about confidentiality, least privilege and controlled Incident access.</w:t>
+            </w:r>
+          </w:p>
+        </w:tc>
+      </w:tr>
+      <w:tr>
+        <w:tc>
+          <w:tcPr>
+            <w:tcW w:type="dxa" w:w="4968"/>
+            <w:vAlign w:val="center"/>
+          </w:tcPr>
+          <w:p>
+            <w:r/>
+            <w:r>
+              <w:rPr>
+                <w:b w:val="0"/>
+                <w:sz w:val="20"/>
+              </w:rPr>
+              <w:t>Say &amp; Do</w:t>
+            </w:r>
+          </w:p>
+        </w:tc>
+        <w:tc>
+          <w:tcPr>
+            <w:tcW w:type="dxa" w:w="4968"/>
+            <w:vAlign w:val="center"/>
+          </w:tcPr>
+          <w:p>
+            <w:r/>
+            <w:r>
+              <w:rPr>
+                <w:b w:val="0"/>
+                <w:sz w:val="20"/>
+              </w:rPr>
+              <w:t>Open, read, update and manage Incident records according to assigned responsibilities.</w:t>
+            </w:r>
+          </w:p>
+        </w:tc>
+      </w:tr>
+      <w:tr>
+        <w:tc>
+          <w:tcPr>
+            <w:tcW w:type="dxa" w:w="4968"/>
+            <w:vAlign w:val="center"/>
+          </w:tcPr>
+          <w:p>
+            <w:r/>
+            <w:r>
+              <w:rPr>
+                <w:b w:val="0"/>
+                <w:sz w:val="20"/>
+              </w:rPr>
+              <w:t>Pain</w:t>
+            </w:r>
+          </w:p>
+        </w:tc>
+        <w:tc>
+          <w:tcPr>
+            <w:tcW w:type="dxa" w:w="4968"/>
+            <w:vAlign w:val="center"/>
+          </w:tcPr>
+          <w:p>
+            <w:r/>
+            <w:r>
+              <w:rPr>
+                <w:b w:val="0"/>
+                <w:sz w:val="20"/>
+              </w:rPr>
+              <w:t>Overly broad access, manual checking, inconsistent security rules and accidental exposure of restricted records.</w:t>
+            </w:r>
+          </w:p>
+        </w:tc>
+      </w:tr>
+      <w:tr>
+        <w:tc>
+          <w:tcPr>
+            <w:tcW w:type="dxa" w:w="4968"/>
+            <w:vAlign w:val="center"/>
+          </w:tcPr>
+          <w:p>
+            <w:r/>
+            <w:r>
+              <w:rPr>
+                <w:b w:val="0"/>
+                <w:sz w:val="20"/>
+              </w:rPr>
+              <w:t>Gain</w:t>
+            </w:r>
+          </w:p>
+        </w:tc>
+        <w:tc>
+          <w:tcPr>
+            <w:tcW w:type="dxa" w:w="4968"/>
+            <w:vAlign w:val="center"/>
+          </w:tcPr>
+          <w:p>
+            <w:r/>
+            <w:r>
+              <w:rPr>
+                <w:b w:val="0"/>
+                <w:sz w:val="20"/>
+              </w:rPr>
+              <w:t>A predictable, centrally configured access decision based on record data and authorization.</w:t>
+            </w:r>
+          </w:p>
+        </w:tc>
+      </w:tr>
+    </w:tbl>
     <w:sectPr>
+      <w:footerReference w:type="default" r:id="rId9"/>
       <w:pgSz w:w="12240" w:h="15840"/>
-      <w:pgMar w:top="1440" w:right="1800" w:bottom="1440" w:left="1800" w:header="720" w:footer="720" w:gutter="0"/>
+      <w:pgMar w:top="1008" w:right="1152" w:bottom="1008" w:left="1152" w:header="720" w:footer="720" w:gutter="0"/>
       <w:cols w:space="720"/>
       <w:docGrid w:linePitch="360"/>
     </w:sectPr>
   </w:body>
 </w:document>
+</file>
+
+<file path=word/footer1.xml><?xml version="1.0" encoding="utf-8"?>
+<w:ftr xmlns:m="http://schemas.openxmlformats.org/officeDocument/2006/math" xmlns:mc="http://schemas.openxmlformats.org/markup-compatibility/2006" xmlns:mo="http://schemas.microsoft.com/office/mac/office/2008/main" xmlns:mv="urn:schemas-microsoft-com:mac:vml" xmlns:o="urn:schemas-microsoft-com:office:office" xmlns:r="http://schemas.openxmlformats.org/officeDocument/2006/relationships" xmlns:v="urn:schemas-microsoft-com:vml" xmlns:w10="urn:schemas-microsoft-com:office:word" xmlns:w14="http://schemas.microsoft.com/office/word/2010/wordml" xmlns:w="http://schemas.openxmlformats.org/wordprocessingml/2006/main" xmlns:wne="http://schemas.microsoft.com/office/word/2006/wordml" xmlns:wp14="http://schemas.microsoft.com/office/word/2010/wordprocessingDrawing" xmlns:wp="http://schemas.openxmlformats.org/drawingml/2006/wordprocessingDrawing" xmlns:wpc="http://schemas.microsoft.com/office/word/2010/wordprocessingCanvas" xmlns:wpg="http://schemas.microsoft.com/office/word/2010/wordprocessingGroup" xmlns:wpi="http://schemas.microsoft.com/office/word/2010/wordprocessingInk" xmlns:wps="http://schemas.microsoft.com/office/word/2010/wordprocessingShape" mc:Ignorable="w14 wp14">
+  <w:p>
+    <w:pPr>
+      <w:pStyle w:val="Footer"/>
+      <w:jc w:val="center"/>
+    </w:pPr>
+    <w:r>
+      <w:rPr>
+        <w:sz w:val="16"/>
+      </w:rPr>
+      <w:t>Script-Controlled ACL Project</w:t>
+    </w:r>
+  </w:p>
+</w:ftr>
 </file>
 
 <file path=word/numbering.xml><?xml version="1.0" encoding="utf-8"?>
@@ -482,7 +669,7 @@
     <w:rsid w:val="00FC693F"/>
     <w:rPr>
       <w:rFonts w:ascii="Arial" w:hAnsi="Arial"/>
-      <w:sz w:val="22"/>
+      <w:sz w:val="21"/>
     </w:rPr>
   </w:style>
   <w:style w:type="paragraph" w:styleId="Header">
@@ -544,11 +731,11 @@
       <w:outlineLvl w:val="0"/>
     </w:pPr>
     <w:rPr>
-      <w:rFonts w:asciiTheme="majorHAnsi" w:eastAsiaTheme="majorEastAsia" w:hAnsiTheme="majorHAnsi" w:cstheme="majorBidi"/>
+      <w:rFonts w:asciiTheme="majorHAnsi" w:eastAsiaTheme="majorEastAsia" w:hAnsiTheme="majorHAnsi" w:cstheme="majorBidi" w:ascii="Arial" w:hAnsi="Arial"/>
       <w:b/>
       <w:bCs/>
       <w:color w:val="365F91" w:themeColor="accent1" w:themeShade="BF"/>
-      <w:sz w:val="28"/>
+      <w:sz w:val="32"/>
       <w:szCs w:val="28"/>
     </w:rPr>
   </w:style>
@@ -568,7 +755,7 @@
       <w:outlineLvl w:val="1"/>
     </w:pPr>
     <w:rPr>
-      <w:rFonts w:asciiTheme="majorHAnsi" w:eastAsiaTheme="majorEastAsia" w:hAnsiTheme="majorHAnsi" w:cstheme="majorBidi"/>
+      <w:rFonts w:asciiTheme="majorHAnsi" w:eastAsiaTheme="majorEastAsia" w:hAnsiTheme="majorHAnsi" w:cstheme="majorBidi" w:ascii="Arial" w:hAnsi="Arial"/>
       <w:b/>
       <w:bCs/>
       <w:color w:val="4F81BD" w:themeColor="accent1"/>
@@ -592,10 +779,11 @@
       <w:outlineLvl w:val="2"/>
     </w:pPr>
     <w:rPr>
-      <w:rFonts w:asciiTheme="majorHAnsi" w:eastAsiaTheme="majorEastAsia" w:hAnsiTheme="majorHAnsi" w:cstheme="majorBidi"/>
+      <w:rFonts w:asciiTheme="majorHAnsi" w:eastAsiaTheme="majorEastAsia" w:hAnsiTheme="majorHAnsi" w:cstheme="majorBidi" w:ascii="Arial" w:hAnsi="Arial"/>
       <w:b/>
       <w:bCs/>
       <w:color w:val="4F81BD" w:themeColor="accent1"/>
+      <w:sz w:val="22"/>
     </w:rPr>
   </w:style>
   <w:style w:type="paragraph" w:styleId="Heading4">
@@ -833,11 +1021,11 @@
       <w:contextualSpacing/>
     </w:pPr>
     <w:rPr>
-      <w:rFonts w:asciiTheme="majorHAnsi" w:eastAsiaTheme="majorEastAsia" w:hAnsiTheme="majorHAnsi" w:cstheme="majorBidi"/>
+      <w:rFonts w:asciiTheme="majorHAnsi" w:eastAsiaTheme="majorEastAsia" w:hAnsiTheme="majorHAnsi" w:cstheme="majorBidi" w:ascii="Arial" w:hAnsi="Arial"/>
       <w:color w:val="17365D" w:themeColor="text2" w:themeShade="BF"/>
       <w:spacing w:val="5"/>
       <w:kern w:val="28"/>
-      <w:sz w:val="52"/>
+      <w:sz w:val="40"/>
       <w:szCs w:val="52"/>
     </w:rPr>
   </w:style>
